--- a/backend/DOCS/np_agreement_first_page.docx
+++ b/backend/DOCS/np_agreement_first_page.docx
@@ -293,8 +293,6 @@
     <w:p>
       <w:pPr>
         <w:spacing w:before="72"/>
-        <w:ind w:left="84"/>
-        <w:jc w:val="center"/>
         <w:rPr>
           <w:b/>
           <w:sz w:val="24"/>
@@ -309,40 +307,6 @@
         <w:jc w:val="center"/>
         <w:rPr>
           <w:b/>
-          <w:sz w:val="24"/>
-          <w:u w:val="single"/>
-        </w:rPr>
-      </w:pPr>
-    </w:p>
-    <w:p>
-      <w:pPr>
-        <w:spacing w:before="72"/>
-        <w:ind w:left="84"/>
-        <w:jc w:val="center"/>
-        <w:rPr>
-          <w:b/>
-          <w:sz w:val="24"/>
-          <w:u w:val="single"/>
-        </w:rPr>
-      </w:pPr>
-    </w:p>
-    <w:p>
-      <w:pPr>
-        <w:spacing w:before="72"/>
-        <w:rPr>
-          <w:b/>
-          <w:sz w:val="24"/>
-          <w:u w:val="single"/>
-        </w:rPr>
-      </w:pPr>
-    </w:p>
-    <w:p>
-      <w:pPr>
-        <w:spacing w:before="72"/>
-        <w:ind w:left="84"/>
-        <w:jc w:val="center"/>
-        <w:rPr>
-          <w:b/>
           <w:i/>
           <w:iCs/>
           <w:sz w:val="24"/>
@@ -485,7 +449,6 @@
         <w:t xml:space="preserve"> </w:t>
       </w:r>
       <w:proofErr w:type="spellStart"/>
-      <w:proofErr w:type="gramStart"/>
       <w:r>
         <w:t>Programme</w:t>
       </w:r>
@@ -494,11 +457,7 @@
         <w:t xml:space="preserve">  </w:t>
       </w:r>
       <w:r>
-        <w:t>Ph</w:t>
-      </w:r>
-      <w:proofErr w:type="gramEnd"/>
-      <w:r>
-        <w:t xml:space="preserve">- </w:t>
+        <w:t xml:space="preserve">Ph- </w:t>
       </w:r>
       <w:r>
         <w:rPr>
@@ -552,17 +511,8 @@
           <w:b/>
           <w:bCs/>
         </w:rPr>
-        <w:t>${CONSUMER_APP_</w:t>
-      </w:r>
-      <w:proofErr w:type="gramStart"/>
-      <w:r>
-        <w:rPr>
-          <w:b/>
-          <w:bCs/>
-        </w:rPr>
-        <w:t>DATE}$</w:t>
-      </w:r>
-      <w:proofErr w:type="gramEnd"/>
+        <w:t>${CONSUMER_APP_DATE}$</w:t>
+      </w:r>
       <w:r>
         <w:rPr>
           <w:b/>
@@ -729,17 +679,8 @@
           <w:b/>
           <w:color w:val="2F2F2F"/>
         </w:rPr>
-        <w:t>${CONSUMER_</w:t>
-      </w:r>
-      <w:proofErr w:type="gramStart"/>
-      <w:r>
-        <w:rPr>
-          <w:b/>
-          <w:color w:val="2F2F2F"/>
-        </w:rPr>
-        <w:t>NAME}$</w:t>
-      </w:r>
-      <w:proofErr w:type="gramEnd"/>
+        <w:t>${CONSUMER_NAME}$</w:t>
+      </w:r>
       <w:r>
         <w:rPr>
           <w:spacing w:val="-2"/>
@@ -779,7 +720,6 @@
       <w:r>
         <w:t xml:space="preserve"> </w:t>
       </w:r>
-      <w:proofErr w:type="gramStart"/>
       <w:r>
         <w:rPr>
           <w:spacing w:val="-2"/>
@@ -795,7 +735,6 @@
         </w:rPr>
         <w:t>residential</w:t>
       </w:r>
-      <w:proofErr w:type="gramEnd"/>
       <w:r>
         <w:t xml:space="preserve"> </w:t>
       </w:r>
@@ -882,16 +821,8 @@
         <w:rPr>
           <w:spacing w:val="-2"/>
         </w:rPr>
-        <w:t>${CONSUMER_</w:t>
-      </w:r>
-      <w:proofErr w:type="gramStart"/>
-      <w:r>
-        <w:rPr>
-          <w:spacing w:val="-2"/>
-        </w:rPr>
-        <w:t>NO}$</w:t>
-      </w:r>
-      <w:proofErr w:type="gramEnd"/>
+        <w:t>${CONSUMER_NO}$</w:t>
+      </w:r>
       <w:r>
         <w:rPr>
           <w:b/>
@@ -1027,16 +958,15 @@
           <w:bCs/>
           <w:spacing w:val="-10"/>
         </w:rPr>
-        <w:t xml:space="preserve">RAJLAXMI </w:t>
-      </w:r>
-      <w:proofErr w:type="gramStart"/>
+        <w:t>RAJLAXMI AGENCY</w:t>
+      </w:r>
       <w:r>
         <w:rPr>
           <w:b/>
           <w:bCs/>
           <w:spacing w:val="-10"/>
         </w:rPr>
-        <w:t>AGENCY</w:t>
+        <w:t xml:space="preserve"> </w:t>
       </w:r>
       <w:r>
         <w:rPr>
@@ -1047,19 +977,7 @@
         <w:t xml:space="preserve"> </w:t>
       </w:r>
       <w:r>
-        <w:rPr>
-          <w:b/>
-          <w:bCs/>
-          <w:spacing w:val="-10"/>
-        </w:rPr>
-        <w:t xml:space="preserve"> </w:t>
-      </w:r>
-      <w:r>
-        <w:t>(</w:t>
-      </w:r>
-      <w:proofErr w:type="gramEnd"/>
-      <w:r>
-        <w:t>Name</w:t>
+        <w:t>(Name</w:t>
       </w:r>
       <w:r>
         <w:t xml:space="preserve"> </w:t>
@@ -1212,18 +1130,8 @@
           <w:bCs/>
           <w:spacing w:val="-10"/>
         </w:rPr>
-        <w:t>${DISCOM_REGISTERED_</w:t>
-      </w:r>
-      <w:proofErr w:type="gramStart"/>
-      <w:r>
-        <w:rPr>
-          <w:b/>
-          <w:bCs/>
-          <w:spacing w:val="-10"/>
-        </w:rPr>
-        <w:t>OFFICE}$</w:t>
-      </w:r>
-      <w:proofErr w:type="gramEnd"/>
+        <w:t>${DISCOM_REGISTERED_OFFICE}$</w:t>
+      </w:r>
       <w:r>
         <w:rPr>
           <w:b/>
